--- a/Business Analysts/Rahil_S385218/Week_2/WEEK-2.docx
+++ b/Business Analysts/Rahil_S385218/Week_2/WEEK-2.docx
@@ -85,7 +85,13 @@
         </w:r>
       </w:hyperlink>
       <w:r>
-        <w:t xml:space="preserve"> (7:00)</w:t>
+        <w:t xml:space="preserve"> (7</w:t>
+      </w:r>
+      <w:r>
+        <w:t xml:space="preserve"> Minutes</w:t>
+      </w:r>
+      <w:r>
+        <w:t>)</w:t>
       </w:r>
     </w:p>
     <w:p>
@@ -98,7 +104,13 @@
         </w:r>
       </w:hyperlink>
       <w:r>
-        <w:t xml:space="preserve"> (21:00)</w:t>
+        <w:t xml:space="preserve"> (21</w:t>
+      </w:r>
+      <w:r>
+        <w:t xml:space="preserve"> Minutes</w:t>
+      </w:r>
+      <w:r>
+        <w:t>)</w:t>
       </w:r>
     </w:p>
     <w:p>
@@ -111,7 +123,16 @@
         </w:r>
       </w:hyperlink>
       <w:r>
-        <w:t xml:space="preserve"> (7:00)</w:t>
+        <w:t xml:space="preserve"> (7</w:t>
+      </w:r>
+      <w:r>
+        <w:t xml:space="preserve"> </w:t>
+      </w:r>
+      <w:r>
+        <w:t>Minutes</w:t>
+      </w:r>
+      <w:r>
+        <w:t>)</w:t>
       </w:r>
     </w:p>
     <w:p>
@@ -120,11 +141,17 @@
           <w:rPr>
             <w:rStyle w:val="Hyperlink"/>
           </w:rPr>
-          <w:t>https://www.linkedin.com/learning/power-bi-dashboards-for-beginners-24050067</w:t>
+          <w:t>https://www.linkedin.com/learning/power-bi-dashboards-for-beginners-24050067 (40</w:t>
         </w:r>
       </w:hyperlink>
       <w:r>
-        <w:t xml:space="preserve"> (40:00)</w:t>
+        <w:t xml:space="preserve"> </w:t>
+      </w:r>
+      <w:r>
+        <w:t>Minutes</w:t>
+      </w:r>
+      <w:r>
+        <w:t>)</w:t>
       </w:r>
     </w:p>
     <w:p>
@@ -133,11 +160,17 @@
           <w:rPr>
             <w:rStyle w:val="Hyperlink"/>
           </w:rPr>
-          <w:t>https://www.linkedin.com/learning/strategic-business-analysis-essentials</w:t>
+          <w:t>https://www.linkedin.com/learning/strategic-business-analysis-essentials (57</w:t>
         </w:r>
       </w:hyperlink>
       <w:r>
-        <w:t xml:space="preserve"> (57:00)</w:t>
+        <w:t xml:space="preserve"> </w:t>
+      </w:r>
+      <w:r>
+        <w:t>Minutes</w:t>
+      </w:r>
+      <w:r>
+        <w:t>)</w:t>
       </w:r>
     </w:p>
     <w:p>
@@ -150,7 +183,16 @@
         </w:r>
       </w:hyperlink>
       <w:r>
-        <w:t xml:space="preserve"> (13:00)</w:t>
+        <w:t xml:space="preserve"> (13</w:t>
+      </w:r>
+      <w:r>
+        <w:t xml:space="preserve"> </w:t>
+      </w:r>
+      <w:r>
+        <w:t>Minutes</w:t>
+      </w:r>
+      <w:r>
+        <w:t>)</w:t>
       </w:r>
     </w:p>
     <w:p>
@@ -163,7 +205,16 @@
         </w:r>
       </w:hyperlink>
       <w:r>
-        <w:t xml:space="preserve"> (7:00)</w:t>
+        <w:t xml:space="preserve"> (7</w:t>
+      </w:r>
+      <w:r>
+        <w:t xml:space="preserve"> </w:t>
+      </w:r>
+      <w:r>
+        <w:t>Minutes</w:t>
+      </w:r>
+      <w:r>
+        <w:t>)</w:t>
       </w:r>
     </w:p>
     <w:p>
@@ -172,11 +223,14 @@
           <w:rPr>
             <w:rStyle w:val="Hyperlink"/>
           </w:rPr>
-          <w:t>https://www.linkedin.com/learning/visio-2021-essential-training-office-2021-ltsc</w:t>
+          <w:t>https://www.linkedin.com/learning/visio-2021-essential-training-office-2021-ltsc (2</w:t>
         </w:r>
       </w:hyperlink>
       <w:r>
-        <w:t xml:space="preserve"> (2:00)</w:t>
+        <w:t xml:space="preserve"> Hours</w:t>
+      </w:r>
+      <w:r>
+        <w:t>)</w:t>
       </w:r>
     </w:p>
     <w:p/>
@@ -731,6 +785,7 @@
           <w:sz w:val="24"/>
           <w:szCs w:val="24"/>
         </w:rPr>
+        <w:lastRenderedPageBreak/>
         <w:t xml:space="preserve">3. </w:t>
       </w:r>
       <w:r>
@@ -764,1059 +819,1059 @@
           <w:sz w:val="24"/>
           <w:szCs w:val="24"/>
         </w:rPr>
+        <w:t xml:space="preserve">• </w:t>
+      </w:r>
+      <w:r>
+        <w:rPr>
+          <w:rStyle w:val="s3"/>
+          <w:rFonts w:asciiTheme="minorHAnsi" w:hAnsiTheme="minorHAnsi"/>
+          <w:b/>
+          <w:bCs/>
+          <w:color w:val="000000" w:themeColor="text1"/>
+          <w:sz w:val="24"/>
+          <w:szCs w:val="24"/>
+        </w:rPr>
+        <w:t xml:space="preserve">Situation: </w:t>
+      </w:r>
+      <w:r>
+        <w:rPr>
+          <w:rFonts w:asciiTheme="minorHAnsi" w:hAnsiTheme="minorHAnsi"/>
+          <w:color w:val="000000" w:themeColor="text1"/>
+          <w:sz w:val="24"/>
+          <w:szCs w:val="24"/>
+        </w:rPr>
+        <w:t>Spider Communication — the real estate platform, where delivery effort and timeline pressure pulled</w:t>
+      </w:r>
+      <w:r>
+        <w:rPr>
+          <w:rFonts w:asciiTheme="minorHAnsi" w:hAnsiTheme="minorHAnsi"/>
+          <w:color w:val="000000" w:themeColor="text1"/>
+          <w:sz w:val="24"/>
+          <w:szCs w:val="24"/>
+        </w:rPr>
+        <w:t xml:space="preserve"> </w:t>
+      </w:r>
+      <w:r>
+        <w:rPr>
+          <w:rFonts w:asciiTheme="minorHAnsi" w:hAnsiTheme="minorHAnsi"/>
+          <w:color w:val="000000" w:themeColor="text1"/>
+          <w:sz w:val="24"/>
+          <w:szCs w:val="24"/>
+        </w:rPr>
+        <w:t>against the desire for richer analytics and price-estimation features.</w:t>
+      </w:r>
+    </w:p>
+    <w:p>
+      <w:pPr>
+        <w:pStyle w:val="p3"/>
+        <w:jc w:val="both"/>
+        <w:rPr>
+          <w:rFonts w:asciiTheme="minorHAnsi" w:hAnsiTheme="minorHAnsi"/>
+          <w:color w:val="000000" w:themeColor="text1"/>
+          <w:sz w:val="24"/>
+          <w:szCs w:val="24"/>
+        </w:rPr>
+      </w:pPr>
+      <w:r>
+        <w:rPr>
+          <w:rStyle w:val="s2"/>
+          <w:rFonts w:asciiTheme="minorHAnsi" w:hAnsiTheme="minorHAnsi"/>
+          <w:color w:val="000000" w:themeColor="text1"/>
+          <w:sz w:val="24"/>
+          <w:szCs w:val="24"/>
+        </w:rPr>
+        <w:t xml:space="preserve">• </w:t>
+      </w:r>
+      <w:r>
+        <w:rPr>
+          <w:rStyle w:val="s3"/>
+          <w:rFonts w:asciiTheme="minorHAnsi" w:hAnsiTheme="minorHAnsi"/>
+          <w:b/>
+          <w:bCs/>
+          <w:color w:val="000000" w:themeColor="text1"/>
+          <w:sz w:val="24"/>
+          <w:szCs w:val="24"/>
+        </w:rPr>
+        <w:t xml:space="preserve">Action: </w:t>
+      </w:r>
+      <w:r>
+        <w:rPr>
+          <w:rFonts w:asciiTheme="minorHAnsi" w:hAnsiTheme="minorHAnsi"/>
+          <w:color w:val="000000" w:themeColor="text1"/>
+          <w:sz w:val="24"/>
+          <w:szCs w:val="24"/>
+        </w:rPr>
+        <w:t>You spoke to each side separately to understand the reason behind the position, not just the position</w:t>
+      </w:r>
+      <w:r>
+        <w:rPr>
+          <w:rFonts w:asciiTheme="minorHAnsi" w:hAnsiTheme="minorHAnsi"/>
+          <w:color w:val="000000" w:themeColor="text1"/>
+          <w:sz w:val="24"/>
+          <w:szCs w:val="24"/>
+        </w:rPr>
+        <w:t xml:space="preserve"> </w:t>
+      </w:r>
+      <w:r>
+        <w:rPr>
+          <w:rFonts w:asciiTheme="minorHAnsi" w:hAnsiTheme="minorHAnsi"/>
+          <w:color w:val="000000" w:themeColor="text1"/>
+          <w:sz w:val="24"/>
+          <w:szCs w:val="24"/>
+        </w:rPr>
+        <w:t>itself. You documented both sets of needs, framed it to the team as a prioritisation question rather than a</w:t>
+      </w:r>
+      <w:r>
+        <w:rPr>
+          <w:rFonts w:asciiTheme="minorHAnsi" w:hAnsiTheme="minorHAnsi"/>
+          <w:color w:val="000000" w:themeColor="text1"/>
+          <w:sz w:val="24"/>
+          <w:szCs w:val="24"/>
+        </w:rPr>
+        <w:t xml:space="preserve"> </w:t>
+      </w:r>
+      <w:r>
+        <w:rPr>
+          <w:rFonts w:asciiTheme="minorHAnsi" w:hAnsiTheme="minorHAnsi"/>
+          <w:color w:val="000000" w:themeColor="text1"/>
+          <w:sz w:val="24"/>
+          <w:szCs w:val="24"/>
+        </w:rPr>
+        <w:t>disagreement, and proposed a phased approach — core listing functionality first, analytics in the following sprint.</w:t>
+      </w:r>
+    </w:p>
+    <w:p>
+      <w:pPr>
+        <w:pStyle w:val="p3"/>
+        <w:jc w:val="both"/>
+        <w:rPr>
+          <w:rFonts w:asciiTheme="minorHAnsi" w:hAnsiTheme="minorHAnsi"/>
+          <w:color w:val="000000" w:themeColor="text1"/>
+          <w:sz w:val="24"/>
+          <w:szCs w:val="24"/>
+        </w:rPr>
+      </w:pPr>
+      <w:r>
+        <w:rPr>
+          <w:rStyle w:val="s2"/>
+          <w:rFonts w:asciiTheme="minorHAnsi" w:hAnsiTheme="minorHAnsi"/>
+          <w:color w:val="000000" w:themeColor="text1"/>
+          <w:sz w:val="24"/>
+          <w:szCs w:val="24"/>
+        </w:rPr>
+        <w:t xml:space="preserve">• </w:t>
+      </w:r>
+      <w:r>
+        <w:rPr>
+          <w:rStyle w:val="s3"/>
+          <w:rFonts w:asciiTheme="minorHAnsi" w:hAnsiTheme="minorHAnsi"/>
+          <w:b/>
+          <w:bCs/>
+          <w:color w:val="000000" w:themeColor="text1"/>
+          <w:sz w:val="24"/>
+          <w:szCs w:val="24"/>
+        </w:rPr>
+        <w:t xml:space="preserve">Result: </w:t>
+      </w:r>
+      <w:r>
+        <w:rPr>
+          <w:rFonts w:asciiTheme="minorHAnsi" w:hAnsiTheme="minorHAnsi"/>
+          <w:color w:val="000000" w:themeColor="text1"/>
+          <w:sz w:val="24"/>
+          <w:szCs w:val="24"/>
+        </w:rPr>
+        <w:t>An agreed sequence where each side got their non-negotiables.</w:t>
+      </w:r>
+    </w:p>
+    <w:p>
+      <w:pPr>
+        <w:pStyle w:val="p3"/>
+        <w:spacing w:after="240"/>
+        <w:jc w:val="both"/>
+        <w:rPr>
+          <w:rFonts w:asciiTheme="minorHAnsi" w:hAnsiTheme="minorHAnsi"/>
+          <w:color w:val="000000" w:themeColor="text1"/>
+          <w:sz w:val="24"/>
+          <w:szCs w:val="24"/>
+        </w:rPr>
+      </w:pPr>
+      <w:r>
+        <w:rPr>
+          <w:rStyle w:val="s2"/>
+          <w:rFonts w:asciiTheme="minorHAnsi" w:hAnsiTheme="minorHAnsi"/>
+          <w:color w:val="000000" w:themeColor="text1"/>
+          <w:sz w:val="24"/>
+          <w:szCs w:val="24"/>
+        </w:rPr>
+        <w:t xml:space="preserve">• </w:t>
+      </w:r>
+      <w:r>
+        <w:rPr>
+          <w:rStyle w:val="s3"/>
+          <w:rFonts w:asciiTheme="minorHAnsi" w:hAnsiTheme="minorHAnsi"/>
+          <w:b/>
+          <w:bCs/>
+          <w:color w:val="000000" w:themeColor="text1"/>
+          <w:sz w:val="24"/>
+          <w:szCs w:val="24"/>
+        </w:rPr>
+        <w:t xml:space="preserve">Point to land: </w:t>
+      </w:r>
+      <w:r>
+        <w:rPr>
+          <w:rFonts w:asciiTheme="minorHAnsi" w:hAnsiTheme="minorHAnsi"/>
+          <w:color w:val="000000" w:themeColor="text1"/>
+          <w:sz w:val="24"/>
+          <w:szCs w:val="24"/>
+        </w:rPr>
+        <w:t>Separate stated positions from underlying interests. Conflicts usually dissolve once you find the</w:t>
+      </w:r>
+      <w:r>
+        <w:rPr>
+          <w:rFonts w:asciiTheme="minorHAnsi" w:hAnsiTheme="minorHAnsi"/>
+          <w:color w:val="000000" w:themeColor="text1"/>
+          <w:sz w:val="24"/>
+          <w:szCs w:val="24"/>
+        </w:rPr>
+        <w:t xml:space="preserve"> </w:t>
+      </w:r>
+      <w:r>
+        <w:rPr>
+          <w:rFonts w:asciiTheme="minorHAnsi" w:hAnsiTheme="minorHAnsi"/>
+          <w:color w:val="000000" w:themeColor="text1"/>
+          <w:sz w:val="24"/>
+          <w:szCs w:val="24"/>
+        </w:rPr>
+        <w:t>reason behind each ask.</w:t>
+      </w:r>
+    </w:p>
+    <w:p>
+      <w:pPr>
+        <w:pStyle w:val="p2"/>
+        <w:jc w:val="both"/>
+        <w:rPr>
+          <w:rFonts w:asciiTheme="minorHAnsi" w:hAnsiTheme="minorHAnsi"/>
+          <w:color w:val="000000" w:themeColor="text1"/>
+          <w:sz w:val="24"/>
+          <w:szCs w:val="24"/>
+        </w:rPr>
+      </w:pPr>
+      <w:r>
+        <w:rPr>
+          <w:rStyle w:val="s1"/>
+          <w:rFonts w:asciiTheme="minorHAnsi" w:hAnsiTheme="minorHAnsi"/>
+          <w:b/>
+          <w:bCs/>
+          <w:color w:val="000000" w:themeColor="text1"/>
+          <w:sz w:val="24"/>
+          <w:szCs w:val="24"/>
+        </w:rPr>
+        <w:t xml:space="preserve">4. </w:t>
+      </w:r>
+      <w:r>
+        <w:rPr>
+          <w:rFonts w:asciiTheme="minorHAnsi" w:hAnsiTheme="minorHAnsi"/>
+          <w:b/>
+          <w:bCs/>
+          <w:color w:val="000000" w:themeColor="text1"/>
+          <w:sz w:val="24"/>
+          <w:szCs w:val="24"/>
+        </w:rPr>
+        <w:t>Give an example of when you had to explain something technical to a non-technical audience.</w:t>
+      </w:r>
+    </w:p>
+    <w:p>
+      <w:pPr>
+        <w:pStyle w:val="p3"/>
+        <w:jc w:val="both"/>
+        <w:rPr>
+          <w:rFonts w:asciiTheme="minorHAnsi" w:hAnsiTheme="minorHAnsi"/>
+          <w:color w:val="000000" w:themeColor="text1"/>
+          <w:sz w:val="24"/>
+          <w:szCs w:val="24"/>
+        </w:rPr>
+      </w:pPr>
+      <w:r>
+        <w:rPr>
+          <w:rStyle w:val="s2"/>
+          <w:rFonts w:asciiTheme="minorHAnsi" w:hAnsiTheme="minorHAnsi"/>
+          <w:color w:val="000000" w:themeColor="text1"/>
+          <w:sz w:val="24"/>
+          <w:szCs w:val="24"/>
+        </w:rPr>
+        <w:t xml:space="preserve">• </w:t>
+      </w:r>
+      <w:r>
+        <w:rPr>
+          <w:rStyle w:val="s3"/>
+          <w:rFonts w:asciiTheme="minorHAnsi" w:hAnsiTheme="minorHAnsi"/>
+          <w:b/>
+          <w:bCs/>
+          <w:color w:val="000000" w:themeColor="text1"/>
+          <w:sz w:val="24"/>
+          <w:szCs w:val="24"/>
+        </w:rPr>
+        <w:t xml:space="preserve">Situation: </w:t>
+      </w:r>
+      <w:r>
+        <w:rPr>
+          <w:rFonts w:asciiTheme="minorHAnsi" w:hAnsiTheme="minorHAnsi"/>
+          <w:color w:val="000000" w:themeColor="text1"/>
+          <w:sz w:val="24"/>
+          <w:szCs w:val="24"/>
+        </w:rPr>
+        <w:t>ViitorCloud — explaining the predictive analytics model outputs to team members without a data</w:t>
+      </w:r>
+      <w:r>
+        <w:rPr>
+          <w:rFonts w:asciiTheme="minorHAnsi" w:hAnsiTheme="minorHAnsi"/>
+          <w:color w:val="000000" w:themeColor="text1"/>
+          <w:sz w:val="24"/>
+          <w:szCs w:val="24"/>
+        </w:rPr>
+        <w:t xml:space="preserve"> </w:t>
+      </w:r>
+      <w:r>
+        <w:rPr>
+          <w:rFonts w:asciiTheme="minorHAnsi" w:hAnsiTheme="minorHAnsi"/>
+          <w:color w:val="000000" w:themeColor="text1"/>
+          <w:sz w:val="24"/>
+          <w:szCs w:val="24"/>
+        </w:rPr>
+        <w:t>background.</w:t>
+      </w:r>
+    </w:p>
+    <w:p>
+      <w:pPr>
+        <w:pStyle w:val="p3"/>
+        <w:jc w:val="both"/>
+        <w:rPr>
+          <w:rFonts w:asciiTheme="minorHAnsi" w:hAnsiTheme="minorHAnsi"/>
+          <w:color w:val="000000" w:themeColor="text1"/>
+          <w:sz w:val="24"/>
+          <w:szCs w:val="24"/>
+        </w:rPr>
+      </w:pPr>
+      <w:r>
+        <w:rPr>
+          <w:rStyle w:val="s2"/>
+          <w:rFonts w:asciiTheme="minorHAnsi" w:hAnsiTheme="minorHAnsi"/>
+          <w:color w:val="000000" w:themeColor="text1"/>
+          <w:sz w:val="24"/>
+          <w:szCs w:val="24"/>
+        </w:rPr>
+        <w:t xml:space="preserve">• </w:t>
+      </w:r>
+      <w:r>
+        <w:rPr>
+          <w:rStyle w:val="s3"/>
+          <w:rFonts w:asciiTheme="minorHAnsi" w:hAnsiTheme="minorHAnsi"/>
+          <w:b/>
+          <w:bCs/>
+          <w:color w:val="000000" w:themeColor="text1"/>
+          <w:sz w:val="24"/>
+          <w:szCs w:val="24"/>
+        </w:rPr>
+        <w:t xml:space="preserve">Action: </w:t>
+      </w:r>
+      <w:r>
+        <w:rPr>
+          <w:rFonts w:asciiTheme="minorHAnsi" w:hAnsiTheme="minorHAnsi"/>
+          <w:color w:val="000000" w:themeColor="text1"/>
+          <w:sz w:val="24"/>
+          <w:szCs w:val="24"/>
+        </w:rPr>
+        <w:t>You dropped the accuracy and precision jargon and translated it into consequences: roughly how many</w:t>
+      </w:r>
+      <w:r>
+        <w:rPr>
+          <w:rFonts w:asciiTheme="minorHAnsi" w:hAnsiTheme="minorHAnsi"/>
+          <w:color w:val="000000" w:themeColor="text1"/>
+          <w:sz w:val="24"/>
+          <w:szCs w:val="24"/>
+        </w:rPr>
+        <w:t xml:space="preserve"> </w:t>
+      </w:r>
+      <w:r>
+        <w:rPr>
+          <w:rFonts w:asciiTheme="minorHAnsi" w:hAnsiTheme="minorHAnsi"/>
+          <w:color w:val="000000" w:themeColor="text1"/>
+          <w:sz w:val="24"/>
+          <w:szCs w:val="24"/>
+        </w:rPr>
+        <w:t>predictions out of a hundred were right, and the situations where the model was least reliable. You led with the</w:t>
+      </w:r>
+      <w:r>
+        <w:rPr>
+          <w:rFonts w:asciiTheme="minorHAnsi" w:hAnsiTheme="minorHAnsi"/>
+          <w:color w:val="000000" w:themeColor="text1"/>
+          <w:sz w:val="24"/>
+          <w:szCs w:val="24"/>
+        </w:rPr>
+        <w:t xml:space="preserve"> </w:t>
+      </w:r>
+      <w:r>
+        <w:rPr>
+          <w:rFonts w:asciiTheme="minorHAnsi" w:hAnsiTheme="minorHAnsi"/>
+          <w:color w:val="000000" w:themeColor="text1"/>
+          <w:sz w:val="24"/>
+          <w:szCs w:val="24"/>
+        </w:rPr>
+        <w:t xml:space="preserve">decision the audience </w:t>
+      </w:r>
+      <w:r>
+        <w:rPr>
+          <w:rFonts w:asciiTheme="minorHAnsi" w:hAnsiTheme="minorHAnsi"/>
+          <w:color w:val="000000" w:themeColor="text1"/>
+          <w:sz w:val="24"/>
+          <w:szCs w:val="24"/>
+        </w:rPr>
+        <w:t>needed</w:t>
+      </w:r>
+      <w:r>
+        <w:rPr>
+          <w:rFonts w:asciiTheme="minorHAnsi" w:hAnsiTheme="minorHAnsi"/>
+          <w:color w:val="000000" w:themeColor="text1"/>
+          <w:sz w:val="24"/>
+          <w:szCs w:val="24"/>
+        </w:rPr>
+        <w:t xml:space="preserve"> to make, then offered the technical detail underneath for anyone who</w:t>
+      </w:r>
+      <w:r>
+        <w:rPr>
+          <w:rFonts w:asciiTheme="minorHAnsi" w:hAnsiTheme="minorHAnsi"/>
+          <w:color w:val="000000" w:themeColor="text1"/>
+          <w:sz w:val="24"/>
+          <w:szCs w:val="24"/>
+        </w:rPr>
+        <w:t xml:space="preserve"> </w:t>
+      </w:r>
+      <w:r>
+        <w:rPr>
+          <w:rFonts w:asciiTheme="minorHAnsi" w:hAnsiTheme="minorHAnsi"/>
+          <w:color w:val="000000" w:themeColor="text1"/>
+          <w:sz w:val="24"/>
+          <w:szCs w:val="24"/>
+        </w:rPr>
+        <w:t>wanted it.</w:t>
+      </w:r>
+    </w:p>
+    <w:p>
+      <w:pPr>
+        <w:pStyle w:val="p3"/>
+        <w:jc w:val="both"/>
+        <w:rPr>
+          <w:rFonts w:asciiTheme="minorHAnsi" w:hAnsiTheme="minorHAnsi"/>
+          <w:color w:val="000000" w:themeColor="text1"/>
+          <w:sz w:val="24"/>
+          <w:szCs w:val="24"/>
+        </w:rPr>
+      </w:pPr>
+      <w:r>
+        <w:rPr>
+          <w:rStyle w:val="s2"/>
+          <w:rFonts w:asciiTheme="minorHAnsi" w:hAnsiTheme="minorHAnsi"/>
+          <w:color w:val="000000" w:themeColor="text1"/>
+          <w:sz w:val="24"/>
+          <w:szCs w:val="24"/>
+        </w:rPr>
+        <w:t xml:space="preserve">• </w:t>
+      </w:r>
+      <w:r>
+        <w:rPr>
+          <w:rStyle w:val="s3"/>
+          <w:rFonts w:asciiTheme="minorHAnsi" w:hAnsiTheme="minorHAnsi"/>
+          <w:b/>
+          <w:bCs/>
+          <w:color w:val="000000" w:themeColor="text1"/>
+          <w:sz w:val="24"/>
+          <w:szCs w:val="24"/>
+        </w:rPr>
+        <w:t xml:space="preserve">Result: </w:t>
+      </w:r>
+      <w:r>
+        <w:rPr>
+          <w:rFonts w:asciiTheme="minorHAnsi" w:hAnsiTheme="minorHAnsi"/>
+          <w:color w:val="000000" w:themeColor="text1"/>
+          <w:sz w:val="24"/>
+          <w:szCs w:val="24"/>
+        </w:rPr>
+        <w:t>The team could judge whether the model was good enough for their purpose rather than taking a</w:t>
+      </w:r>
+      <w:r>
+        <w:rPr>
+          <w:rFonts w:asciiTheme="minorHAnsi" w:hAnsiTheme="minorHAnsi"/>
+          <w:color w:val="000000" w:themeColor="text1"/>
+          <w:sz w:val="24"/>
+          <w:szCs w:val="24"/>
+        </w:rPr>
+        <w:t xml:space="preserve"> </w:t>
+      </w:r>
+      <w:r>
+        <w:rPr>
+          <w:rFonts w:asciiTheme="minorHAnsi" w:hAnsiTheme="minorHAnsi"/>
+          <w:color w:val="000000" w:themeColor="text1"/>
+          <w:sz w:val="24"/>
+          <w:szCs w:val="24"/>
+        </w:rPr>
+        <w:t>number on trust.</w:t>
+      </w:r>
+    </w:p>
+    <w:p>
+      <w:pPr>
+        <w:pStyle w:val="p3"/>
+        <w:spacing w:after="240"/>
+        <w:jc w:val="both"/>
+        <w:rPr>
+          <w:rFonts w:asciiTheme="minorHAnsi" w:hAnsiTheme="minorHAnsi"/>
+          <w:color w:val="000000" w:themeColor="text1"/>
+          <w:sz w:val="24"/>
+          <w:szCs w:val="24"/>
+        </w:rPr>
+      </w:pPr>
+      <w:r>
+        <w:rPr>
+          <w:rStyle w:val="s2"/>
+          <w:rFonts w:asciiTheme="minorHAnsi" w:hAnsiTheme="minorHAnsi"/>
+          <w:color w:val="000000" w:themeColor="text1"/>
+          <w:sz w:val="24"/>
+          <w:szCs w:val="24"/>
+        </w:rPr>
+        <w:t xml:space="preserve">• </w:t>
+      </w:r>
+      <w:r>
+        <w:rPr>
+          <w:rStyle w:val="s3"/>
+          <w:rFonts w:asciiTheme="minorHAnsi" w:hAnsiTheme="minorHAnsi"/>
+          <w:b/>
+          <w:bCs/>
+          <w:color w:val="000000" w:themeColor="text1"/>
+          <w:sz w:val="24"/>
+          <w:szCs w:val="24"/>
+        </w:rPr>
+        <w:t xml:space="preserve">Point to land: </w:t>
+      </w:r>
+      <w:r>
+        <w:rPr>
+          <w:rFonts w:asciiTheme="minorHAnsi" w:hAnsiTheme="minorHAnsi"/>
+          <w:color w:val="000000" w:themeColor="text1"/>
+          <w:sz w:val="24"/>
+          <w:szCs w:val="24"/>
+        </w:rPr>
+        <w:t>Translation is not simplification. You keep the meaning and change the frame.</w:t>
+      </w:r>
+    </w:p>
+    <w:p>
+      <w:pPr>
+        <w:pStyle w:val="p3"/>
+        <w:jc w:val="both"/>
+        <w:rPr>
+          <w:rFonts w:asciiTheme="minorHAnsi" w:hAnsiTheme="minorHAnsi"/>
+          <w:color w:val="000000" w:themeColor="text1"/>
+          <w:sz w:val="24"/>
+          <w:szCs w:val="24"/>
+        </w:rPr>
+      </w:pPr>
+      <w:r>
+        <w:rPr>
+          <w:rStyle w:val="s5"/>
+          <w:rFonts w:asciiTheme="minorHAnsi" w:hAnsiTheme="minorHAnsi"/>
+          <w:b/>
+          <w:bCs/>
+          <w:color w:val="000000" w:themeColor="text1"/>
+          <w:sz w:val="24"/>
+          <w:szCs w:val="24"/>
+        </w:rPr>
+        <w:t xml:space="preserve">5. </w:t>
+      </w:r>
+      <w:r>
+        <w:rPr>
+          <w:rStyle w:val="s6"/>
+          <w:rFonts w:asciiTheme="minorHAnsi" w:hAnsiTheme="minorHAnsi"/>
+          <w:b/>
+          <w:bCs/>
+          <w:color w:val="000000" w:themeColor="text1"/>
+          <w:sz w:val="24"/>
+          <w:szCs w:val="24"/>
+        </w:rPr>
+        <w:t>Tell me about a time you identified a problem nobody else had noticed.</w:t>
+      </w:r>
+    </w:p>
+    <w:p>
+      <w:pPr>
+        <w:pStyle w:val="p3"/>
+        <w:jc w:val="both"/>
+        <w:rPr>
+          <w:rFonts w:asciiTheme="minorHAnsi" w:hAnsiTheme="minorHAnsi"/>
+          <w:color w:val="000000" w:themeColor="text1"/>
+          <w:sz w:val="24"/>
+          <w:szCs w:val="24"/>
+        </w:rPr>
+      </w:pPr>
+      <w:r>
+        <w:rPr>
+          <w:rStyle w:val="s2"/>
+          <w:rFonts w:asciiTheme="minorHAnsi" w:hAnsiTheme="minorHAnsi"/>
+          <w:color w:val="000000" w:themeColor="text1"/>
+          <w:sz w:val="24"/>
+          <w:szCs w:val="24"/>
+        </w:rPr>
+        <w:t xml:space="preserve">• </w:t>
+      </w:r>
+      <w:r>
+        <w:rPr>
+          <w:rStyle w:val="s3"/>
+          <w:rFonts w:asciiTheme="minorHAnsi" w:hAnsiTheme="minorHAnsi"/>
+          <w:b/>
+          <w:bCs/>
+          <w:color w:val="000000" w:themeColor="text1"/>
+          <w:sz w:val="24"/>
+          <w:szCs w:val="24"/>
+        </w:rPr>
+        <w:t xml:space="preserve">Situation: </w:t>
+      </w:r>
+      <w:r>
+        <w:rPr>
+          <w:rFonts w:asciiTheme="minorHAnsi" w:hAnsiTheme="minorHAnsi"/>
+          <w:color w:val="000000" w:themeColor="text1"/>
+          <w:sz w:val="24"/>
+          <w:szCs w:val="24"/>
+        </w:rPr>
+        <w:t>Spider Communication — during data preparation on the property datasets you found inconsistent</w:t>
+      </w:r>
+      <w:r>
+        <w:rPr>
+          <w:rFonts w:asciiTheme="minorHAnsi" w:hAnsiTheme="minorHAnsi"/>
+          <w:color w:val="000000" w:themeColor="text1"/>
+          <w:sz w:val="24"/>
+          <w:szCs w:val="24"/>
+        </w:rPr>
+        <w:t xml:space="preserve"> </w:t>
+      </w:r>
+      <w:r>
+        <w:rPr>
+          <w:rFonts w:asciiTheme="minorHAnsi" w:hAnsiTheme="minorHAnsi"/>
+          <w:color w:val="000000" w:themeColor="text1"/>
+          <w:sz w:val="24"/>
+          <w:szCs w:val="24"/>
+        </w:rPr>
+        <w:t>and missing values that would have skewed the price estimation outputs.</w:t>
+      </w:r>
+    </w:p>
+    <w:p>
+      <w:pPr>
+        <w:pStyle w:val="p3"/>
+        <w:jc w:val="both"/>
+        <w:rPr>
+          <w:rFonts w:asciiTheme="minorHAnsi" w:hAnsiTheme="minorHAnsi"/>
+          <w:color w:val="000000" w:themeColor="text1"/>
+          <w:sz w:val="24"/>
+          <w:szCs w:val="24"/>
+        </w:rPr>
+      </w:pPr>
+      <w:r>
+        <w:rPr>
+          <w:rStyle w:val="s2"/>
+          <w:rFonts w:asciiTheme="minorHAnsi" w:hAnsiTheme="minorHAnsi"/>
+          <w:color w:val="000000" w:themeColor="text1"/>
+          <w:sz w:val="24"/>
+          <w:szCs w:val="24"/>
+        </w:rPr>
+        <w:t xml:space="preserve">• </w:t>
+      </w:r>
+      <w:r>
+        <w:rPr>
+          <w:rStyle w:val="s3"/>
+          <w:rFonts w:asciiTheme="minorHAnsi" w:hAnsiTheme="minorHAnsi"/>
+          <w:b/>
+          <w:bCs/>
+          <w:color w:val="000000" w:themeColor="text1"/>
+          <w:sz w:val="24"/>
+          <w:szCs w:val="24"/>
+        </w:rPr>
+        <w:t xml:space="preserve">Action: </w:t>
+      </w:r>
+      <w:r>
+        <w:rPr>
+          <w:rFonts w:asciiTheme="minorHAnsi" w:hAnsiTheme="minorHAnsi"/>
+          <w:color w:val="000000" w:themeColor="text1"/>
+          <w:sz w:val="24"/>
+          <w:szCs w:val="24"/>
+        </w:rPr>
+        <w:t>You quantified how many records were affected before raising it, took it to the senior developer early,</w:t>
+      </w:r>
+      <w:r>
+        <w:rPr>
+          <w:rFonts w:asciiTheme="minorHAnsi" w:hAnsiTheme="minorHAnsi"/>
+          <w:color w:val="000000" w:themeColor="text1"/>
+          <w:sz w:val="24"/>
+          <w:szCs w:val="24"/>
+        </w:rPr>
+        <w:t xml:space="preserve"> </w:t>
+      </w:r>
+      <w:r>
+        <w:rPr>
+          <w:rFonts w:asciiTheme="minorHAnsi" w:hAnsiTheme="minorHAnsi"/>
+          <w:color w:val="000000" w:themeColor="text1"/>
+          <w:sz w:val="24"/>
+          <w:szCs w:val="24"/>
+        </w:rPr>
+        <w:t>and proposed cleaning rules which you then documented so the handling was consistent.</w:t>
+      </w:r>
+    </w:p>
+    <w:p>
+      <w:pPr>
+        <w:pStyle w:val="p3"/>
+        <w:jc w:val="both"/>
+        <w:rPr>
+          <w:rFonts w:asciiTheme="minorHAnsi" w:hAnsiTheme="minorHAnsi"/>
+          <w:color w:val="000000" w:themeColor="text1"/>
+          <w:sz w:val="24"/>
+          <w:szCs w:val="24"/>
+        </w:rPr>
+      </w:pPr>
+      <w:r>
+        <w:rPr>
+          <w:rStyle w:val="s2"/>
+          <w:rFonts w:asciiTheme="minorHAnsi" w:hAnsiTheme="minorHAnsi"/>
+          <w:color w:val="000000" w:themeColor="text1"/>
+          <w:sz w:val="24"/>
+          <w:szCs w:val="24"/>
+        </w:rPr>
+        <w:t xml:space="preserve">• </w:t>
+      </w:r>
+      <w:r>
+        <w:rPr>
+          <w:rStyle w:val="s3"/>
+          <w:rFonts w:asciiTheme="minorHAnsi" w:hAnsiTheme="minorHAnsi"/>
+          <w:b/>
+          <w:bCs/>
+          <w:color w:val="000000" w:themeColor="text1"/>
+          <w:sz w:val="24"/>
+          <w:szCs w:val="24"/>
+        </w:rPr>
+        <w:t xml:space="preserve">Result: </w:t>
+      </w:r>
+      <w:r>
+        <w:rPr>
+          <w:rFonts w:asciiTheme="minorHAnsi" w:hAnsiTheme="minorHAnsi"/>
+          <w:color w:val="000000" w:themeColor="text1"/>
+          <w:sz w:val="24"/>
+          <w:szCs w:val="24"/>
+        </w:rPr>
+        <w:t>Misleading outputs were prevented before they reached anyone making decisions on them.</w:t>
+      </w:r>
+    </w:p>
+    <w:p>
+      <w:pPr>
+        <w:pStyle w:val="p3"/>
+        <w:spacing w:after="240"/>
+        <w:jc w:val="both"/>
+        <w:rPr>
+          <w:rFonts w:asciiTheme="minorHAnsi" w:hAnsiTheme="minorHAnsi"/>
+          <w:color w:val="000000" w:themeColor="text1"/>
+          <w:sz w:val="24"/>
+          <w:szCs w:val="24"/>
+        </w:rPr>
+      </w:pPr>
+      <w:r>
+        <w:rPr>
+          <w:rStyle w:val="s2"/>
+          <w:rFonts w:asciiTheme="minorHAnsi" w:hAnsiTheme="minorHAnsi"/>
+          <w:color w:val="000000" w:themeColor="text1"/>
+          <w:sz w:val="24"/>
+          <w:szCs w:val="24"/>
+        </w:rPr>
+        <w:t xml:space="preserve">• </w:t>
+      </w:r>
+      <w:r>
+        <w:rPr>
+          <w:rStyle w:val="s3"/>
+          <w:rFonts w:asciiTheme="minorHAnsi" w:hAnsiTheme="minorHAnsi"/>
+          <w:b/>
+          <w:bCs/>
+          <w:color w:val="000000" w:themeColor="text1"/>
+          <w:sz w:val="24"/>
+          <w:szCs w:val="24"/>
+        </w:rPr>
+        <w:t xml:space="preserve">Point to land: </w:t>
+      </w:r>
+      <w:r>
+        <w:rPr>
+          <w:rFonts w:asciiTheme="minorHAnsi" w:hAnsiTheme="minorHAnsi"/>
+          <w:color w:val="000000" w:themeColor="text1"/>
+          <w:sz w:val="24"/>
+          <w:szCs w:val="24"/>
+        </w:rPr>
+        <w:t>Quantify the impact before you escalate. "Some records look wrong" gets ignored; "eleven percent of records are missing a suburb value, which skews the estimate" gets acted on.</w:t>
+      </w:r>
+    </w:p>
+    <w:p>
+      <w:pPr>
+        <w:pStyle w:val="p2"/>
+        <w:jc w:val="both"/>
+        <w:rPr>
+          <w:rFonts w:asciiTheme="minorHAnsi" w:hAnsiTheme="minorHAnsi"/>
+          <w:color w:val="000000" w:themeColor="text1"/>
+          <w:sz w:val="24"/>
+          <w:szCs w:val="24"/>
+        </w:rPr>
+      </w:pPr>
+      <w:r>
+        <w:rPr>
+          <w:rStyle w:val="s1"/>
+          <w:rFonts w:asciiTheme="minorHAnsi" w:hAnsiTheme="minorHAnsi"/>
+          <w:b/>
+          <w:bCs/>
+          <w:color w:val="000000" w:themeColor="text1"/>
+          <w:sz w:val="24"/>
+          <w:szCs w:val="24"/>
+        </w:rPr>
+        <w:t xml:space="preserve">6. </w:t>
+      </w:r>
+      <w:r>
+        <w:rPr>
+          <w:rFonts w:asciiTheme="minorHAnsi" w:hAnsiTheme="minorHAnsi"/>
+          <w:b/>
+          <w:bCs/>
+          <w:color w:val="000000" w:themeColor="text1"/>
+          <w:sz w:val="24"/>
+          <w:szCs w:val="24"/>
+        </w:rPr>
+        <w:t>Describe a project where requirements changed mid-way. What did you do?</w:t>
+      </w:r>
+    </w:p>
+    <w:p>
+      <w:pPr>
+        <w:pStyle w:val="p3"/>
+        <w:jc w:val="both"/>
+        <w:rPr>
+          <w:rFonts w:asciiTheme="minorHAnsi" w:hAnsiTheme="minorHAnsi"/>
+          <w:color w:val="000000" w:themeColor="text1"/>
+          <w:sz w:val="24"/>
+          <w:szCs w:val="24"/>
+        </w:rPr>
+      </w:pPr>
+      <w:r>
+        <w:rPr>
+          <w:rStyle w:val="s2"/>
+          <w:rFonts w:asciiTheme="minorHAnsi" w:hAnsiTheme="minorHAnsi"/>
+          <w:color w:val="000000" w:themeColor="text1"/>
+          <w:sz w:val="24"/>
+          <w:szCs w:val="24"/>
+        </w:rPr>
+        <w:t xml:space="preserve">• </w:t>
+      </w:r>
+      <w:r>
+        <w:rPr>
+          <w:rStyle w:val="s3"/>
+          <w:rFonts w:asciiTheme="minorHAnsi" w:hAnsiTheme="minorHAnsi"/>
+          <w:b/>
+          <w:bCs/>
+          <w:color w:val="000000" w:themeColor="text1"/>
+          <w:sz w:val="24"/>
+          <w:szCs w:val="24"/>
+        </w:rPr>
+        <w:t xml:space="preserve">Situation: </w:t>
+      </w:r>
+      <w:r>
+        <w:rPr>
+          <w:rFonts w:asciiTheme="minorHAnsi" w:hAnsiTheme="minorHAnsi"/>
+          <w:color w:val="000000" w:themeColor="text1"/>
+          <w:sz w:val="24"/>
+          <w:szCs w:val="24"/>
+        </w:rPr>
+        <w:t>Spider Communication, mid-sprint scope change on the real estate platform.</w:t>
+      </w:r>
+    </w:p>
+    <w:p>
+      <w:pPr>
+        <w:pStyle w:val="p3"/>
+        <w:jc w:val="both"/>
+        <w:rPr>
+          <w:rFonts w:asciiTheme="minorHAnsi" w:hAnsiTheme="minorHAnsi"/>
+          <w:color w:val="000000" w:themeColor="text1"/>
+          <w:sz w:val="24"/>
+          <w:szCs w:val="24"/>
+        </w:rPr>
+      </w:pPr>
+      <w:r>
+        <w:rPr>
+          <w:rStyle w:val="s2"/>
+          <w:rFonts w:asciiTheme="minorHAnsi" w:hAnsiTheme="minorHAnsi"/>
+          <w:color w:val="000000" w:themeColor="text1"/>
+          <w:sz w:val="24"/>
+          <w:szCs w:val="24"/>
+        </w:rPr>
+        <w:t xml:space="preserve">• </w:t>
+      </w:r>
+      <w:r>
+        <w:rPr>
+          <w:rStyle w:val="s3"/>
+          <w:rFonts w:asciiTheme="minorHAnsi" w:hAnsiTheme="minorHAnsi"/>
+          <w:b/>
+          <w:bCs/>
+          <w:color w:val="000000" w:themeColor="text1"/>
+          <w:sz w:val="24"/>
+          <w:szCs w:val="24"/>
+        </w:rPr>
+        <w:t xml:space="preserve">Action: </w:t>
+      </w:r>
+      <w:r>
+        <w:rPr>
+          <w:rFonts w:asciiTheme="minorHAnsi" w:hAnsiTheme="minorHAnsi"/>
+          <w:color w:val="000000" w:themeColor="text1"/>
+          <w:sz w:val="24"/>
+          <w:szCs w:val="24"/>
+        </w:rPr>
+        <w:t>You assessed the impact on scope, timeline and dependencies rather than just absorbing it. You updated</w:t>
+      </w:r>
+      <w:r>
+        <w:rPr>
+          <w:rFonts w:asciiTheme="minorHAnsi" w:hAnsiTheme="minorHAnsi"/>
+          <w:color w:val="000000" w:themeColor="text1"/>
+          <w:sz w:val="24"/>
+          <w:szCs w:val="24"/>
+        </w:rPr>
+        <w:t xml:space="preserve"> </w:t>
+      </w:r>
+      <w:r>
+        <w:rPr>
+          <w:rFonts w:asciiTheme="minorHAnsi" w:hAnsiTheme="minorHAnsi"/>
+          <w:color w:val="000000" w:themeColor="text1"/>
+          <w:sz w:val="24"/>
+          <w:szCs w:val="24"/>
+        </w:rPr>
+        <w:t>the affected user stories and acceptance criteria, re-prioritised with the team, and made visible what would slip</w:t>
+      </w:r>
+      <w:r>
+        <w:rPr>
+          <w:rFonts w:asciiTheme="minorHAnsi" w:hAnsiTheme="minorHAnsi"/>
+          <w:color w:val="000000" w:themeColor="text1"/>
+          <w:sz w:val="24"/>
+          <w:szCs w:val="24"/>
+        </w:rPr>
+        <w:t xml:space="preserve"> </w:t>
+      </w:r>
+      <w:r>
+        <w:rPr>
+          <w:rFonts w:asciiTheme="minorHAnsi" w:hAnsiTheme="minorHAnsi"/>
+          <w:color w:val="000000" w:themeColor="text1"/>
+          <w:sz w:val="24"/>
+          <w:szCs w:val="24"/>
+        </w:rPr>
+        <w:t>as a result.</w:t>
+      </w:r>
+    </w:p>
+    <w:p>
+      <w:pPr>
+        <w:pStyle w:val="p3"/>
+        <w:jc w:val="both"/>
+        <w:rPr>
+          <w:rFonts w:asciiTheme="minorHAnsi" w:hAnsiTheme="minorHAnsi"/>
+          <w:color w:val="000000" w:themeColor="text1"/>
+          <w:sz w:val="24"/>
+          <w:szCs w:val="24"/>
+        </w:rPr>
+      </w:pPr>
+      <w:r>
+        <w:rPr>
+          <w:rStyle w:val="s2"/>
+          <w:rFonts w:asciiTheme="minorHAnsi" w:hAnsiTheme="minorHAnsi"/>
+          <w:color w:val="000000" w:themeColor="text1"/>
+          <w:sz w:val="24"/>
+          <w:szCs w:val="24"/>
+        </w:rPr>
+        <w:t xml:space="preserve">• </w:t>
+      </w:r>
+      <w:r>
+        <w:rPr>
+          <w:rStyle w:val="s3"/>
+          <w:rFonts w:asciiTheme="minorHAnsi" w:hAnsiTheme="minorHAnsi"/>
+          <w:b/>
+          <w:bCs/>
+          <w:color w:val="000000" w:themeColor="text1"/>
+          <w:sz w:val="24"/>
+          <w:szCs w:val="24"/>
+        </w:rPr>
+        <w:t xml:space="preserve">Result: </w:t>
+      </w:r>
+      <w:r>
+        <w:rPr>
+          <w:rFonts w:asciiTheme="minorHAnsi" w:hAnsiTheme="minorHAnsi"/>
+          <w:color w:val="000000" w:themeColor="text1"/>
+          <w:sz w:val="24"/>
+          <w:szCs w:val="24"/>
+        </w:rPr>
+        <w:t>The change was accommodated with an explicit trade-off instead of silent slippage.</w:t>
+      </w:r>
+    </w:p>
+    <w:p>
+      <w:pPr>
+        <w:pStyle w:val="p3"/>
+        <w:spacing w:after="240"/>
+        <w:jc w:val="both"/>
+        <w:rPr>
+          <w:rFonts w:asciiTheme="minorHAnsi" w:hAnsiTheme="minorHAnsi"/>
+          <w:color w:val="000000" w:themeColor="text1"/>
+          <w:sz w:val="24"/>
+          <w:szCs w:val="24"/>
+        </w:rPr>
+      </w:pPr>
+      <w:r>
+        <w:rPr>
+          <w:rStyle w:val="s2"/>
+          <w:rFonts w:asciiTheme="minorHAnsi" w:hAnsiTheme="minorHAnsi"/>
+          <w:color w:val="000000" w:themeColor="text1"/>
+          <w:sz w:val="24"/>
+          <w:szCs w:val="24"/>
+        </w:rPr>
+        <w:t xml:space="preserve">• </w:t>
+      </w:r>
+      <w:r>
+        <w:rPr>
+          <w:rStyle w:val="s3"/>
+          <w:rFonts w:asciiTheme="minorHAnsi" w:hAnsiTheme="minorHAnsi"/>
+          <w:b/>
+          <w:bCs/>
+          <w:color w:val="000000" w:themeColor="text1"/>
+          <w:sz w:val="24"/>
+          <w:szCs w:val="24"/>
+        </w:rPr>
+        <w:t xml:space="preserve">Point to land: </w:t>
+      </w:r>
+      <w:r>
+        <w:rPr>
+          <w:rFonts w:asciiTheme="minorHAnsi" w:hAnsiTheme="minorHAnsi"/>
+          <w:color w:val="000000" w:themeColor="text1"/>
+          <w:sz w:val="24"/>
+          <w:szCs w:val="24"/>
+        </w:rPr>
+        <w:t>Change is normal. Undocumented change is the problem.</w:t>
+      </w:r>
+    </w:p>
+    <w:p>
+      <w:pPr>
+        <w:pStyle w:val="p2"/>
+        <w:jc w:val="both"/>
+        <w:rPr>
+          <w:rFonts w:asciiTheme="minorHAnsi" w:hAnsiTheme="minorHAnsi"/>
+          <w:color w:val="000000" w:themeColor="text1"/>
+          <w:sz w:val="24"/>
+          <w:szCs w:val="24"/>
+        </w:rPr>
+      </w:pPr>
+      <w:r>
+        <w:rPr>
+          <w:rStyle w:val="s1"/>
+          <w:rFonts w:asciiTheme="minorHAnsi" w:hAnsiTheme="minorHAnsi"/>
+          <w:b/>
+          <w:bCs/>
+          <w:color w:val="000000" w:themeColor="text1"/>
+          <w:sz w:val="24"/>
+          <w:szCs w:val="24"/>
+        </w:rPr>
         <w:lastRenderedPageBreak/>
-        <w:t xml:space="preserve">• </w:t>
-      </w:r>
-      <w:r>
-        <w:rPr>
-          <w:rStyle w:val="s3"/>
-          <w:rFonts w:asciiTheme="minorHAnsi" w:hAnsiTheme="minorHAnsi"/>
-          <w:b/>
-          <w:bCs/>
-          <w:color w:val="000000" w:themeColor="text1"/>
-          <w:sz w:val="24"/>
-          <w:szCs w:val="24"/>
-        </w:rPr>
-        <w:t xml:space="preserve">Situation: </w:t>
-      </w:r>
-      <w:r>
-        <w:rPr>
-          <w:rFonts w:asciiTheme="minorHAnsi" w:hAnsiTheme="minorHAnsi"/>
-          <w:color w:val="000000" w:themeColor="text1"/>
-          <w:sz w:val="24"/>
-          <w:szCs w:val="24"/>
-        </w:rPr>
-        <w:t>Spider Communication — the real estate platform, where delivery effort and timeline pressure pulled</w:t>
-      </w:r>
-      <w:r>
-        <w:rPr>
-          <w:rFonts w:asciiTheme="minorHAnsi" w:hAnsiTheme="minorHAnsi"/>
-          <w:color w:val="000000" w:themeColor="text1"/>
-          <w:sz w:val="24"/>
-          <w:szCs w:val="24"/>
-        </w:rPr>
-        <w:t xml:space="preserve"> </w:t>
-      </w:r>
-      <w:r>
-        <w:rPr>
-          <w:rFonts w:asciiTheme="minorHAnsi" w:hAnsiTheme="minorHAnsi"/>
-          <w:color w:val="000000" w:themeColor="text1"/>
-          <w:sz w:val="24"/>
-          <w:szCs w:val="24"/>
-        </w:rPr>
-        <w:t>against the desire for richer analytics and price-estimation features.</w:t>
-      </w:r>
-    </w:p>
-    <w:p>
-      <w:pPr>
-        <w:pStyle w:val="p3"/>
-        <w:jc w:val="both"/>
-        <w:rPr>
-          <w:rFonts w:asciiTheme="minorHAnsi" w:hAnsiTheme="minorHAnsi"/>
-          <w:color w:val="000000" w:themeColor="text1"/>
-          <w:sz w:val="24"/>
-          <w:szCs w:val="24"/>
-        </w:rPr>
-      </w:pPr>
-      <w:r>
-        <w:rPr>
-          <w:rStyle w:val="s2"/>
-          <w:rFonts w:asciiTheme="minorHAnsi" w:hAnsiTheme="minorHAnsi"/>
-          <w:color w:val="000000" w:themeColor="text1"/>
-          <w:sz w:val="24"/>
-          <w:szCs w:val="24"/>
-        </w:rPr>
-        <w:t xml:space="preserve">• </w:t>
-      </w:r>
-      <w:r>
-        <w:rPr>
-          <w:rStyle w:val="s3"/>
-          <w:rFonts w:asciiTheme="minorHAnsi" w:hAnsiTheme="minorHAnsi"/>
-          <w:b/>
-          <w:bCs/>
-          <w:color w:val="000000" w:themeColor="text1"/>
-          <w:sz w:val="24"/>
-          <w:szCs w:val="24"/>
-        </w:rPr>
-        <w:t xml:space="preserve">Action: </w:t>
-      </w:r>
-      <w:r>
-        <w:rPr>
-          <w:rFonts w:asciiTheme="minorHAnsi" w:hAnsiTheme="minorHAnsi"/>
-          <w:color w:val="000000" w:themeColor="text1"/>
-          <w:sz w:val="24"/>
-          <w:szCs w:val="24"/>
-        </w:rPr>
-        <w:t>You spoke to each side separately to understand the reason behind the position, not just the position</w:t>
-      </w:r>
-      <w:r>
-        <w:rPr>
-          <w:rFonts w:asciiTheme="minorHAnsi" w:hAnsiTheme="minorHAnsi"/>
-          <w:color w:val="000000" w:themeColor="text1"/>
-          <w:sz w:val="24"/>
-          <w:szCs w:val="24"/>
-        </w:rPr>
-        <w:t xml:space="preserve"> </w:t>
-      </w:r>
-      <w:r>
-        <w:rPr>
-          <w:rFonts w:asciiTheme="minorHAnsi" w:hAnsiTheme="minorHAnsi"/>
-          <w:color w:val="000000" w:themeColor="text1"/>
-          <w:sz w:val="24"/>
-          <w:szCs w:val="24"/>
-        </w:rPr>
-        <w:t>itself. You documented both sets of needs, framed it to the team as a prioritisation question rather than a</w:t>
-      </w:r>
-      <w:r>
-        <w:rPr>
-          <w:rFonts w:asciiTheme="minorHAnsi" w:hAnsiTheme="minorHAnsi"/>
-          <w:color w:val="000000" w:themeColor="text1"/>
-          <w:sz w:val="24"/>
-          <w:szCs w:val="24"/>
-        </w:rPr>
-        <w:t xml:space="preserve"> </w:t>
-      </w:r>
-      <w:r>
-        <w:rPr>
-          <w:rFonts w:asciiTheme="minorHAnsi" w:hAnsiTheme="minorHAnsi"/>
-          <w:color w:val="000000" w:themeColor="text1"/>
-          <w:sz w:val="24"/>
-          <w:szCs w:val="24"/>
-        </w:rPr>
-        <w:t>disagreement, and proposed a phased approach — core listing functionality first, analytics in the following sprint.</w:t>
-      </w:r>
-    </w:p>
-    <w:p>
-      <w:pPr>
-        <w:pStyle w:val="p3"/>
-        <w:jc w:val="both"/>
-        <w:rPr>
-          <w:rFonts w:asciiTheme="minorHAnsi" w:hAnsiTheme="minorHAnsi"/>
-          <w:color w:val="000000" w:themeColor="text1"/>
-          <w:sz w:val="24"/>
-          <w:szCs w:val="24"/>
-        </w:rPr>
-      </w:pPr>
-      <w:r>
-        <w:rPr>
-          <w:rStyle w:val="s2"/>
-          <w:rFonts w:asciiTheme="minorHAnsi" w:hAnsiTheme="minorHAnsi"/>
-          <w:color w:val="000000" w:themeColor="text1"/>
-          <w:sz w:val="24"/>
-          <w:szCs w:val="24"/>
-        </w:rPr>
-        <w:t xml:space="preserve">• </w:t>
-      </w:r>
-      <w:r>
-        <w:rPr>
-          <w:rStyle w:val="s3"/>
-          <w:rFonts w:asciiTheme="minorHAnsi" w:hAnsiTheme="minorHAnsi"/>
-          <w:b/>
-          <w:bCs/>
-          <w:color w:val="000000" w:themeColor="text1"/>
-          <w:sz w:val="24"/>
-          <w:szCs w:val="24"/>
-        </w:rPr>
-        <w:t xml:space="preserve">Result: </w:t>
-      </w:r>
-      <w:r>
-        <w:rPr>
-          <w:rFonts w:asciiTheme="minorHAnsi" w:hAnsiTheme="minorHAnsi"/>
-          <w:color w:val="000000" w:themeColor="text1"/>
-          <w:sz w:val="24"/>
-          <w:szCs w:val="24"/>
-        </w:rPr>
-        <w:t>An agreed sequence where each side got their non-negotiables.</w:t>
-      </w:r>
-    </w:p>
-    <w:p>
-      <w:pPr>
-        <w:pStyle w:val="p3"/>
-        <w:spacing w:after="240"/>
-        <w:jc w:val="both"/>
-        <w:rPr>
-          <w:rFonts w:asciiTheme="minorHAnsi" w:hAnsiTheme="minorHAnsi"/>
-          <w:color w:val="000000" w:themeColor="text1"/>
-          <w:sz w:val="24"/>
-          <w:szCs w:val="24"/>
-        </w:rPr>
-      </w:pPr>
-      <w:r>
-        <w:rPr>
-          <w:rStyle w:val="s2"/>
-          <w:rFonts w:asciiTheme="minorHAnsi" w:hAnsiTheme="minorHAnsi"/>
-          <w:color w:val="000000" w:themeColor="text1"/>
-          <w:sz w:val="24"/>
-          <w:szCs w:val="24"/>
-        </w:rPr>
-        <w:t xml:space="preserve">• </w:t>
-      </w:r>
-      <w:r>
-        <w:rPr>
-          <w:rStyle w:val="s3"/>
-          <w:rFonts w:asciiTheme="minorHAnsi" w:hAnsiTheme="minorHAnsi"/>
-          <w:b/>
-          <w:bCs/>
-          <w:color w:val="000000" w:themeColor="text1"/>
-          <w:sz w:val="24"/>
-          <w:szCs w:val="24"/>
-        </w:rPr>
-        <w:t xml:space="preserve">Point to land: </w:t>
-      </w:r>
-      <w:r>
-        <w:rPr>
-          <w:rFonts w:asciiTheme="minorHAnsi" w:hAnsiTheme="minorHAnsi"/>
-          <w:color w:val="000000" w:themeColor="text1"/>
-          <w:sz w:val="24"/>
-          <w:szCs w:val="24"/>
-        </w:rPr>
-        <w:t>Separate stated positions from underlying interests. Conflicts usually dissolve once you find the</w:t>
-      </w:r>
-      <w:r>
-        <w:rPr>
-          <w:rFonts w:asciiTheme="minorHAnsi" w:hAnsiTheme="minorHAnsi"/>
-          <w:color w:val="000000" w:themeColor="text1"/>
-          <w:sz w:val="24"/>
-          <w:szCs w:val="24"/>
-        </w:rPr>
-        <w:t xml:space="preserve"> </w:t>
-      </w:r>
-      <w:r>
-        <w:rPr>
-          <w:rFonts w:asciiTheme="minorHAnsi" w:hAnsiTheme="minorHAnsi"/>
-          <w:color w:val="000000" w:themeColor="text1"/>
-          <w:sz w:val="24"/>
-          <w:szCs w:val="24"/>
-        </w:rPr>
-        <w:t>reason behind each ask.</w:t>
-      </w:r>
-    </w:p>
-    <w:p>
-      <w:pPr>
-        <w:pStyle w:val="p2"/>
-        <w:jc w:val="both"/>
-        <w:rPr>
-          <w:rFonts w:asciiTheme="minorHAnsi" w:hAnsiTheme="minorHAnsi"/>
-          <w:color w:val="000000" w:themeColor="text1"/>
-          <w:sz w:val="24"/>
-          <w:szCs w:val="24"/>
-        </w:rPr>
-      </w:pPr>
-      <w:r>
-        <w:rPr>
-          <w:rStyle w:val="s1"/>
-          <w:rFonts w:asciiTheme="minorHAnsi" w:hAnsiTheme="minorHAnsi"/>
-          <w:b/>
-          <w:bCs/>
-          <w:color w:val="000000" w:themeColor="text1"/>
-          <w:sz w:val="24"/>
-          <w:szCs w:val="24"/>
-        </w:rPr>
-        <w:t xml:space="preserve">4. </w:t>
-      </w:r>
-      <w:r>
-        <w:rPr>
-          <w:rFonts w:asciiTheme="minorHAnsi" w:hAnsiTheme="minorHAnsi"/>
-          <w:b/>
-          <w:bCs/>
-          <w:color w:val="000000" w:themeColor="text1"/>
-          <w:sz w:val="24"/>
-          <w:szCs w:val="24"/>
-        </w:rPr>
-        <w:t>Give an example of when you had to explain something technical to a non-technical audience.</w:t>
-      </w:r>
-    </w:p>
-    <w:p>
-      <w:pPr>
-        <w:pStyle w:val="p3"/>
-        <w:jc w:val="both"/>
-        <w:rPr>
-          <w:rFonts w:asciiTheme="minorHAnsi" w:hAnsiTheme="minorHAnsi"/>
-          <w:color w:val="000000" w:themeColor="text1"/>
-          <w:sz w:val="24"/>
-          <w:szCs w:val="24"/>
-        </w:rPr>
-      </w:pPr>
-      <w:r>
-        <w:rPr>
-          <w:rStyle w:val="s2"/>
-          <w:rFonts w:asciiTheme="minorHAnsi" w:hAnsiTheme="minorHAnsi"/>
-          <w:color w:val="000000" w:themeColor="text1"/>
-          <w:sz w:val="24"/>
-          <w:szCs w:val="24"/>
-        </w:rPr>
-        <w:t xml:space="preserve">• </w:t>
-      </w:r>
-      <w:r>
-        <w:rPr>
-          <w:rStyle w:val="s3"/>
-          <w:rFonts w:asciiTheme="minorHAnsi" w:hAnsiTheme="minorHAnsi"/>
-          <w:b/>
-          <w:bCs/>
-          <w:color w:val="000000" w:themeColor="text1"/>
-          <w:sz w:val="24"/>
-          <w:szCs w:val="24"/>
-        </w:rPr>
-        <w:t xml:space="preserve">Situation: </w:t>
-      </w:r>
-      <w:r>
-        <w:rPr>
-          <w:rFonts w:asciiTheme="minorHAnsi" w:hAnsiTheme="minorHAnsi"/>
-          <w:color w:val="000000" w:themeColor="text1"/>
-          <w:sz w:val="24"/>
-          <w:szCs w:val="24"/>
-        </w:rPr>
-        <w:t>ViitorCloud — explaining the predictive analytics model outputs to team members without a data</w:t>
-      </w:r>
-      <w:r>
-        <w:rPr>
-          <w:rFonts w:asciiTheme="minorHAnsi" w:hAnsiTheme="minorHAnsi"/>
-          <w:color w:val="000000" w:themeColor="text1"/>
-          <w:sz w:val="24"/>
-          <w:szCs w:val="24"/>
-        </w:rPr>
-        <w:t xml:space="preserve"> </w:t>
-      </w:r>
-      <w:r>
-        <w:rPr>
-          <w:rFonts w:asciiTheme="minorHAnsi" w:hAnsiTheme="minorHAnsi"/>
-          <w:color w:val="000000" w:themeColor="text1"/>
-          <w:sz w:val="24"/>
-          <w:szCs w:val="24"/>
-        </w:rPr>
-        <w:t>background.</w:t>
-      </w:r>
-    </w:p>
-    <w:p>
-      <w:pPr>
-        <w:pStyle w:val="p3"/>
-        <w:jc w:val="both"/>
-        <w:rPr>
-          <w:rFonts w:asciiTheme="minorHAnsi" w:hAnsiTheme="minorHAnsi"/>
-          <w:color w:val="000000" w:themeColor="text1"/>
-          <w:sz w:val="24"/>
-          <w:szCs w:val="24"/>
-        </w:rPr>
-      </w:pPr>
-      <w:r>
-        <w:rPr>
-          <w:rStyle w:val="s2"/>
-          <w:rFonts w:asciiTheme="minorHAnsi" w:hAnsiTheme="minorHAnsi"/>
-          <w:color w:val="000000" w:themeColor="text1"/>
-          <w:sz w:val="24"/>
-          <w:szCs w:val="24"/>
-        </w:rPr>
-        <w:t xml:space="preserve">• </w:t>
-      </w:r>
-      <w:r>
-        <w:rPr>
-          <w:rStyle w:val="s3"/>
-          <w:rFonts w:asciiTheme="minorHAnsi" w:hAnsiTheme="minorHAnsi"/>
-          <w:b/>
-          <w:bCs/>
-          <w:color w:val="000000" w:themeColor="text1"/>
-          <w:sz w:val="24"/>
-          <w:szCs w:val="24"/>
-        </w:rPr>
-        <w:t xml:space="preserve">Action: </w:t>
-      </w:r>
-      <w:r>
-        <w:rPr>
-          <w:rFonts w:asciiTheme="minorHAnsi" w:hAnsiTheme="minorHAnsi"/>
-          <w:color w:val="000000" w:themeColor="text1"/>
-          <w:sz w:val="24"/>
-          <w:szCs w:val="24"/>
-        </w:rPr>
-        <w:t>You dropped the accuracy and precision jargon and translated it into consequences: roughly how many</w:t>
-      </w:r>
-      <w:r>
-        <w:rPr>
-          <w:rFonts w:asciiTheme="minorHAnsi" w:hAnsiTheme="minorHAnsi"/>
-          <w:color w:val="000000" w:themeColor="text1"/>
-          <w:sz w:val="24"/>
-          <w:szCs w:val="24"/>
-        </w:rPr>
-        <w:t xml:space="preserve"> </w:t>
-      </w:r>
-      <w:r>
-        <w:rPr>
-          <w:rFonts w:asciiTheme="minorHAnsi" w:hAnsiTheme="minorHAnsi"/>
-          <w:color w:val="000000" w:themeColor="text1"/>
-          <w:sz w:val="24"/>
-          <w:szCs w:val="24"/>
-        </w:rPr>
-        <w:t>predictions out of a hundred were right, and the situations where the model was least reliable. You led with the</w:t>
-      </w:r>
-      <w:r>
-        <w:rPr>
-          <w:rFonts w:asciiTheme="minorHAnsi" w:hAnsiTheme="minorHAnsi"/>
-          <w:color w:val="000000" w:themeColor="text1"/>
-          <w:sz w:val="24"/>
-          <w:szCs w:val="24"/>
-        </w:rPr>
-        <w:t xml:space="preserve"> </w:t>
-      </w:r>
-      <w:r>
-        <w:rPr>
-          <w:rFonts w:asciiTheme="minorHAnsi" w:hAnsiTheme="minorHAnsi"/>
-          <w:color w:val="000000" w:themeColor="text1"/>
-          <w:sz w:val="24"/>
-          <w:szCs w:val="24"/>
-        </w:rPr>
-        <w:t xml:space="preserve">decision the audience </w:t>
-      </w:r>
-      <w:r>
-        <w:rPr>
-          <w:rFonts w:asciiTheme="minorHAnsi" w:hAnsiTheme="minorHAnsi"/>
-          <w:color w:val="000000" w:themeColor="text1"/>
-          <w:sz w:val="24"/>
-          <w:szCs w:val="24"/>
-        </w:rPr>
-        <w:t>needed</w:t>
-      </w:r>
-      <w:r>
-        <w:rPr>
-          <w:rFonts w:asciiTheme="minorHAnsi" w:hAnsiTheme="minorHAnsi"/>
-          <w:color w:val="000000" w:themeColor="text1"/>
-          <w:sz w:val="24"/>
-          <w:szCs w:val="24"/>
-        </w:rPr>
-        <w:t xml:space="preserve"> to make, then offered the technical detail underneath for anyone who</w:t>
-      </w:r>
-      <w:r>
-        <w:rPr>
-          <w:rFonts w:asciiTheme="minorHAnsi" w:hAnsiTheme="minorHAnsi"/>
-          <w:color w:val="000000" w:themeColor="text1"/>
-          <w:sz w:val="24"/>
-          <w:szCs w:val="24"/>
-        </w:rPr>
-        <w:t xml:space="preserve"> </w:t>
-      </w:r>
-      <w:r>
-        <w:rPr>
-          <w:rFonts w:asciiTheme="minorHAnsi" w:hAnsiTheme="minorHAnsi"/>
-          <w:color w:val="000000" w:themeColor="text1"/>
-          <w:sz w:val="24"/>
-          <w:szCs w:val="24"/>
-        </w:rPr>
-        <w:t>wanted it.</w:t>
-      </w:r>
-    </w:p>
-    <w:p>
-      <w:pPr>
-        <w:pStyle w:val="p3"/>
-        <w:jc w:val="both"/>
-        <w:rPr>
-          <w:rFonts w:asciiTheme="minorHAnsi" w:hAnsiTheme="minorHAnsi"/>
-          <w:color w:val="000000" w:themeColor="text1"/>
-          <w:sz w:val="24"/>
-          <w:szCs w:val="24"/>
-        </w:rPr>
-      </w:pPr>
-      <w:r>
-        <w:rPr>
-          <w:rStyle w:val="s2"/>
-          <w:rFonts w:asciiTheme="minorHAnsi" w:hAnsiTheme="minorHAnsi"/>
-          <w:color w:val="000000" w:themeColor="text1"/>
-          <w:sz w:val="24"/>
-          <w:szCs w:val="24"/>
-        </w:rPr>
-        <w:t xml:space="preserve">• </w:t>
-      </w:r>
-      <w:r>
-        <w:rPr>
-          <w:rStyle w:val="s3"/>
-          <w:rFonts w:asciiTheme="minorHAnsi" w:hAnsiTheme="minorHAnsi"/>
-          <w:b/>
-          <w:bCs/>
-          <w:color w:val="000000" w:themeColor="text1"/>
-          <w:sz w:val="24"/>
-          <w:szCs w:val="24"/>
-        </w:rPr>
-        <w:t xml:space="preserve">Result: </w:t>
-      </w:r>
-      <w:r>
-        <w:rPr>
-          <w:rFonts w:asciiTheme="minorHAnsi" w:hAnsiTheme="minorHAnsi"/>
-          <w:color w:val="000000" w:themeColor="text1"/>
-          <w:sz w:val="24"/>
-          <w:szCs w:val="24"/>
-        </w:rPr>
-        <w:t>The team could judge whether the model was good enough for their purpose rather than taking a</w:t>
-      </w:r>
-      <w:r>
-        <w:rPr>
-          <w:rFonts w:asciiTheme="minorHAnsi" w:hAnsiTheme="minorHAnsi"/>
-          <w:color w:val="000000" w:themeColor="text1"/>
-          <w:sz w:val="24"/>
-          <w:szCs w:val="24"/>
-        </w:rPr>
-        <w:t xml:space="preserve"> </w:t>
-      </w:r>
-      <w:r>
-        <w:rPr>
-          <w:rFonts w:asciiTheme="minorHAnsi" w:hAnsiTheme="minorHAnsi"/>
-          <w:color w:val="000000" w:themeColor="text1"/>
-          <w:sz w:val="24"/>
-          <w:szCs w:val="24"/>
-        </w:rPr>
-        <w:t>number on trust.</w:t>
-      </w:r>
-    </w:p>
-    <w:p>
-      <w:pPr>
-        <w:pStyle w:val="p3"/>
-        <w:spacing w:after="240"/>
-        <w:jc w:val="both"/>
-        <w:rPr>
-          <w:rFonts w:asciiTheme="minorHAnsi" w:hAnsiTheme="minorHAnsi"/>
-          <w:color w:val="000000" w:themeColor="text1"/>
-          <w:sz w:val="24"/>
-          <w:szCs w:val="24"/>
-        </w:rPr>
-      </w:pPr>
-      <w:r>
-        <w:rPr>
-          <w:rStyle w:val="s2"/>
-          <w:rFonts w:asciiTheme="minorHAnsi" w:hAnsiTheme="minorHAnsi"/>
-          <w:color w:val="000000" w:themeColor="text1"/>
-          <w:sz w:val="24"/>
-          <w:szCs w:val="24"/>
-        </w:rPr>
-        <w:t xml:space="preserve">• </w:t>
-      </w:r>
-      <w:r>
-        <w:rPr>
-          <w:rStyle w:val="s3"/>
-          <w:rFonts w:asciiTheme="minorHAnsi" w:hAnsiTheme="minorHAnsi"/>
-          <w:b/>
-          <w:bCs/>
-          <w:color w:val="000000" w:themeColor="text1"/>
-          <w:sz w:val="24"/>
-          <w:szCs w:val="24"/>
-        </w:rPr>
-        <w:t xml:space="preserve">Point to land: </w:t>
-      </w:r>
-      <w:r>
-        <w:rPr>
-          <w:rFonts w:asciiTheme="minorHAnsi" w:hAnsiTheme="minorHAnsi"/>
-          <w:color w:val="000000" w:themeColor="text1"/>
-          <w:sz w:val="24"/>
-          <w:szCs w:val="24"/>
-        </w:rPr>
-        <w:t>Translation is not simplification. You keep the meaning and change the frame.</w:t>
-      </w:r>
-    </w:p>
-    <w:p>
-      <w:pPr>
-        <w:pStyle w:val="p3"/>
-        <w:jc w:val="both"/>
-        <w:rPr>
-          <w:rFonts w:asciiTheme="minorHAnsi" w:hAnsiTheme="minorHAnsi"/>
-          <w:color w:val="000000" w:themeColor="text1"/>
-          <w:sz w:val="24"/>
-          <w:szCs w:val="24"/>
-        </w:rPr>
-      </w:pPr>
-      <w:r>
-        <w:rPr>
-          <w:rStyle w:val="s5"/>
-          <w:rFonts w:asciiTheme="minorHAnsi" w:hAnsiTheme="minorHAnsi"/>
-          <w:b/>
-          <w:bCs/>
-          <w:color w:val="000000" w:themeColor="text1"/>
-          <w:sz w:val="24"/>
-          <w:szCs w:val="24"/>
-        </w:rPr>
-        <w:t xml:space="preserve">5. </w:t>
-      </w:r>
-      <w:r>
-        <w:rPr>
-          <w:rStyle w:val="s6"/>
-          <w:rFonts w:asciiTheme="minorHAnsi" w:hAnsiTheme="minorHAnsi"/>
-          <w:b/>
-          <w:bCs/>
-          <w:color w:val="000000" w:themeColor="text1"/>
-          <w:sz w:val="24"/>
-          <w:szCs w:val="24"/>
-        </w:rPr>
-        <w:t>Tell me about a time you identified a problem nobody else had noticed.</w:t>
-      </w:r>
-    </w:p>
-    <w:p>
-      <w:pPr>
-        <w:pStyle w:val="p3"/>
-        <w:jc w:val="both"/>
-        <w:rPr>
-          <w:rFonts w:asciiTheme="minorHAnsi" w:hAnsiTheme="minorHAnsi"/>
-          <w:color w:val="000000" w:themeColor="text1"/>
-          <w:sz w:val="24"/>
-          <w:szCs w:val="24"/>
-        </w:rPr>
-      </w:pPr>
-      <w:r>
-        <w:rPr>
-          <w:rStyle w:val="s2"/>
-          <w:rFonts w:asciiTheme="minorHAnsi" w:hAnsiTheme="minorHAnsi"/>
-          <w:color w:val="000000" w:themeColor="text1"/>
-          <w:sz w:val="24"/>
-          <w:szCs w:val="24"/>
-        </w:rPr>
-        <w:t xml:space="preserve">• </w:t>
-      </w:r>
-      <w:r>
-        <w:rPr>
-          <w:rStyle w:val="s3"/>
-          <w:rFonts w:asciiTheme="minorHAnsi" w:hAnsiTheme="minorHAnsi"/>
-          <w:b/>
-          <w:bCs/>
-          <w:color w:val="000000" w:themeColor="text1"/>
-          <w:sz w:val="24"/>
-          <w:szCs w:val="24"/>
-        </w:rPr>
-        <w:t xml:space="preserve">Situation: </w:t>
-      </w:r>
-      <w:r>
-        <w:rPr>
-          <w:rFonts w:asciiTheme="minorHAnsi" w:hAnsiTheme="minorHAnsi"/>
-          <w:color w:val="000000" w:themeColor="text1"/>
-          <w:sz w:val="24"/>
-          <w:szCs w:val="24"/>
-        </w:rPr>
-        <w:t>Spider Communication — during data preparation on the property datasets you found inconsistent</w:t>
-      </w:r>
-      <w:r>
-        <w:rPr>
-          <w:rFonts w:asciiTheme="minorHAnsi" w:hAnsiTheme="minorHAnsi"/>
-          <w:color w:val="000000" w:themeColor="text1"/>
-          <w:sz w:val="24"/>
-          <w:szCs w:val="24"/>
-        </w:rPr>
-        <w:t xml:space="preserve"> </w:t>
-      </w:r>
-      <w:r>
-        <w:rPr>
-          <w:rFonts w:asciiTheme="minorHAnsi" w:hAnsiTheme="minorHAnsi"/>
-          <w:color w:val="000000" w:themeColor="text1"/>
-          <w:sz w:val="24"/>
-          <w:szCs w:val="24"/>
-        </w:rPr>
-        <w:t>and missing values that would have skewed the price estimation outputs.</w:t>
-      </w:r>
-    </w:p>
-    <w:p>
-      <w:pPr>
-        <w:pStyle w:val="p3"/>
-        <w:jc w:val="both"/>
-        <w:rPr>
-          <w:rFonts w:asciiTheme="minorHAnsi" w:hAnsiTheme="minorHAnsi"/>
-          <w:color w:val="000000" w:themeColor="text1"/>
-          <w:sz w:val="24"/>
-          <w:szCs w:val="24"/>
-        </w:rPr>
-      </w:pPr>
-      <w:r>
-        <w:rPr>
-          <w:rStyle w:val="s2"/>
-          <w:rFonts w:asciiTheme="minorHAnsi" w:hAnsiTheme="minorHAnsi"/>
-          <w:color w:val="000000" w:themeColor="text1"/>
-          <w:sz w:val="24"/>
-          <w:szCs w:val="24"/>
-        </w:rPr>
-        <w:t xml:space="preserve">• </w:t>
-      </w:r>
-      <w:r>
-        <w:rPr>
-          <w:rStyle w:val="s3"/>
-          <w:rFonts w:asciiTheme="minorHAnsi" w:hAnsiTheme="minorHAnsi"/>
-          <w:b/>
-          <w:bCs/>
-          <w:color w:val="000000" w:themeColor="text1"/>
-          <w:sz w:val="24"/>
-          <w:szCs w:val="24"/>
-        </w:rPr>
-        <w:t xml:space="preserve">Action: </w:t>
-      </w:r>
-      <w:r>
-        <w:rPr>
-          <w:rFonts w:asciiTheme="minorHAnsi" w:hAnsiTheme="minorHAnsi"/>
-          <w:color w:val="000000" w:themeColor="text1"/>
-          <w:sz w:val="24"/>
-          <w:szCs w:val="24"/>
-        </w:rPr>
-        <w:t>You quantified how many records were affected before raising it, took it to the senior developer early,</w:t>
-      </w:r>
-      <w:r>
-        <w:rPr>
-          <w:rFonts w:asciiTheme="minorHAnsi" w:hAnsiTheme="minorHAnsi"/>
-          <w:color w:val="000000" w:themeColor="text1"/>
-          <w:sz w:val="24"/>
-          <w:szCs w:val="24"/>
-        </w:rPr>
-        <w:t xml:space="preserve"> </w:t>
-      </w:r>
-      <w:r>
-        <w:rPr>
-          <w:rFonts w:asciiTheme="minorHAnsi" w:hAnsiTheme="minorHAnsi"/>
-          <w:color w:val="000000" w:themeColor="text1"/>
-          <w:sz w:val="24"/>
-          <w:szCs w:val="24"/>
-        </w:rPr>
-        <w:t>and proposed cleaning rules which you then documented so the handling was consistent.</w:t>
-      </w:r>
-    </w:p>
-    <w:p>
-      <w:pPr>
-        <w:pStyle w:val="p3"/>
-        <w:jc w:val="both"/>
-        <w:rPr>
-          <w:rFonts w:asciiTheme="minorHAnsi" w:hAnsiTheme="minorHAnsi"/>
-          <w:color w:val="000000" w:themeColor="text1"/>
-          <w:sz w:val="24"/>
-          <w:szCs w:val="24"/>
-        </w:rPr>
-      </w:pPr>
-      <w:r>
-        <w:rPr>
-          <w:rStyle w:val="s2"/>
-          <w:rFonts w:asciiTheme="minorHAnsi" w:hAnsiTheme="minorHAnsi"/>
-          <w:color w:val="000000" w:themeColor="text1"/>
-          <w:sz w:val="24"/>
-          <w:szCs w:val="24"/>
-        </w:rPr>
-        <w:t xml:space="preserve">• </w:t>
-      </w:r>
-      <w:r>
-        <w:rPr>
-          <w:rStyle w:val="s3"/>
-          <w:rFonts w:asciiTheme="minorHAnsi" w:hAnsiTheme="minorHAnsi"/>
-          <w:b/>
-          <w:bCs/>
-          <w:color w:val="000000" w:themeColor="text1"/>
-          <w:sz w:val="24"/>
-          <w:szCs w:val="24"/>
-        </w:rPr>
-        <w:t xml:space="preserve">Result: </w:t>
-      </w:r>
-      <w:r>
-        <w:rPr>
-          <w:rFonts w:asciiTheme="minorHAnsi" w:hAnsiTheme="minorHAnsi"/>
-          <w:color w:val="000000" w:themeColor="text1"/>
-          <w:sz w:val="24"/>
-          <w:szCs w:val="24"/>
-        </w:rPr>
-        <w:t>Misleading outputs were prevented before they reached anyone making decisions on them.</w:t>
-      </w:r>
-    </w:p>
-    <w:p>
-      <w:pPr>
-        <w:pStyle w:val="p3"/>
-        <w:spacing w:after="240"/>
-        <w:jc w:val="both"/>
-        <w:rPr>
-          <w:rFonts w:asciiTheme="minorHAnsi" w:hAnsiTheme="minorHAnsi"/>
-          <w:color w:val="000000" w:themeColor="text1"/>
-          <w:sz w:val="24"/>
-          <w:szCs w:val="24"/>
-        </w:rPr>
-      </w:pPr>
-      <w:r>
-        <w:rPr>
-          <w:rStyle w:val="s2"/>
-          <w:rFonts w:asciiTheme="minorHAnsi" w:hAnsiTheme="minorHAnsi"/>
-          <w:color w:val="000000" w:themeColor="text1"/>
-          <w:sz w:val="24"/>
-          <w:szCs w:val="24"/>
-        </w:rPr>
-        <w:t xml:space="preserve">• </w:t>
-      </w:r>
-      <w:r>
-        <w:rPr>
-          <w:rStyle w:val="s3"/>
-          <w:rFonts w:asciiTheme="minorHAnsi" w:hAnsiTheme="minorHAnsi"/>
-          <w:b/>
-          <w:bCs/>
-          <w:color w:val="000000" w:themeColor="text1"/>
-          <w:sz w:val="24"/>
-          <w:szCs w:val="24"/>
-        </w:rPr>
-        <w:t xml:space="preserve">Point to land: </w:t>
-      </w:r>
-      <w:r>
-        <w:rPr>
-          <w:rFonts w:asciiTheme="minorHAnsi" w:hAnsiTheme="minorHAnsi"/>
-          <w:color w:val="000000" w:themeColor="text1"/>
-          <w:sz w:val="24"/>
-          <w:szCs w:val="24"/>
-        </w:rPr>
-        <w:t>Quantify the impact before you escalate. "Some records look wrong" gets ignored; "eleven percent of records are missing a suburb value, which skews the estimate" gets acted on.</w:t>
-      </w:r>
-    </w:p>
-    <w:p>
-      <w:pPr>
-        <w:pStyle w:val="p2"/>
-        <w:jc w:val="both"/>
-        <w:rPr>
-          <w:rFonts w:asciiTheme="minorHAnsi" w:hAnsiTheme="minorHAnsi"/>
-          <w:color w:val="000000" w:themeColor="text1"/>
-          <w:sz w:val="24"/>
-          <w:szCs w:val="24"/>
-        </w:rPr>
-      </w:pPr>
-      <w:r>
-        <w:rPr>
-          <w:rStyle w:val="s1"/>
-          <w:rFonts w:asciiTheme="minorHAnsi" w:hAnsiTheme="minorHAnsi"/>
-          <w:b/>
-          <w:bCs/>
-          <w:color w:val="000000" w:themeColor="text1"/>
-          <w:sz w:val="24"/>
-          <w:szCs w:val="24"/>
-        </w:rPr>
-        <w:t xml:space="preserve">6. </w:t>
-      </w:r>
-      <w:r>
-        <w:rPr>
-          <w:rFonts w:asciiTheme="minorHAnsi" w:hAnsiTheme="minorHAnsi"/>
-          <w:b/>
-          <w:bCs/>
-          <w:color w:val="000000" w:themeColor="text1"/>
-          <w:sz w:val="24"/>
-          <w:szCs w:val="24"/>
-        </w:rPr>
-        <w:t>Describe a project where requirements changed mid-way. What did you do?</w:t>
-      </w:r>
-    </w:p>
-    <w:p>
-      <w:pPr>
-        <w:pStyle w:val="p3"/>
-        <w:jc w:val="both"/>
-        <w:rPr>
-          <w:rFonts w:asciiTheme="minorHAnsi" w:hAnsiTheme="minorHAnsi"/>
-          <w:color w:val="000000" w:themeColor="text1"/>
-          <w:sz w:val="24"/>
-          <w:szCs w:val="24"/>
-        </w:rPr>
-      </w:pPr>
-      <w:r>
-        <w:rPr>
-          <w:rStyle w:val="s2"/>
-          <w:rFonts w:asciiTheme="minorHAnsi" w:hAnsiTheme="minorHAnsi"/>
-          <w:color w:val="000000" w:themeColor="text1"/>
-          <w:sz w:val="24"/>
-          <w:szCs w:val="24"/>
-        </w:rPr>
-        <w:t xml:space="preserve">• </w:t>
-      </w:r>
-      <w:r>
-        <w:rPr>
-          <w:rStyle w:val="s3"/>
-          <w:rFonts w:asciiTheme="minorHAnsi" w:hAnsiTheme="minorHAnsi"/>
-          <w:b/>
-          <w:bCs/>
-          <w:color w:val="000000" w:themeColor="text1"/>
-          <w:sz w:val="24"/>
-          <w:szCs w:val="24"/>
-        </w:rPr>
-        <w:t xml:space="preserve">Situation: </w:t>
-      </w:r>
-      <w:r>
-        <w:rPr>
-          <w:rFonts w:asciiTheme="minorHAnsi" w:hAnsiTheme="minorHAnsi"/>
-          <w:color w:val="000000" w:themeColor="text1"/>
-          <w:sz w:val="24"/>
-          <w:szCs w:val="24"/>
-        </w:rPr>
-        <w:t>Spider Communication, mid-sprint scope change on the real estate platform.</w:t>
-      </w:r>
-    </w:p>
-    <w:p>
-      <w:pPr>
-        <w:pStyle w:val="p3"/>
-        <w:jc w:val="both"/>
-        <w:rPr>
-          <w:rFonts w:asciiTheme="minorHAnsi" w:hAnsiTheme="minorHAnsi"/>
-          <w:color w:val="000000" w:themeColor="text1"/>
-          <w:sz w:val="24"/>
-          <w:szCs w:val="24"/>
-        </w:rPr>
-      </w:pPr>
-      <w:r>
-        <w:rPr>
-          <w:rStyle w:val="s2"/>
-          <w:rFonts w:asciiTheme="minorHAnsi" w:hAnsiTheme="minorHAnsi"/>
-          <w:color w:val="000000" w:themeColor="text1"/>
-          <w:sz w:val="24"/>
-          <w:szCs w:val="24"/>
-        </w:rPr>
-        <w:t xml:space="preserve">• </w:t>
-      </w:r>
-      <w:r>
-        <w:rPr>
-          <w:rStyle w:val="s3"/>
-          <w:rFonts w:asciiTheme="minorHAnsi" w:hAnsiTheme="minorHAnsi"/>
-          <w:b/>
-          <w:bCs/>
-          <w:color w:val="000000" w:themeColor="text1"/>
-          <w:sz w:val="24"/>
-          <w:szCs w:val="24"/>
-        </w:rPr>
-        <w:t xml:space="preserve">Action: </w:t>
-      </w:r>
-      <w:r>
-        <w:rPr>
-          <w:rFonts w:asciiTheme="minorHAnsi" w:hAnsiTheme="minorHAnsi"/>
-          <w:color w:val="000000" w:themeColor="text1"/>
-          <w:sz w:val="24"/>
-          <w:szCs w:val="24"/>
-        </w:rPr>
-        <w:t>You assessed the impact on scope, timeline and dependencies rather than just absorbing it. You updated</w:t>
-      </w:r>
-      <w:r>
-        <w:rPr>
-          <w:rFonts w:asciiTheme="minorHAnsi" w:hAnsiTheme="minorHAnsi"/>
-          <w:color w:val="000000" w:themeColor="text1"/>
-          <w:sz w:val="24"/>
-          <w:szCs w:val="24"/>
-        </w:rPr>
-        <w:t xml:space="preserve"> </w:t>
-      </w:r>
-      <w:r>
-        <w:rPr>
-          <w:rFonts w:asciiTheme="minorHAnsi" w:hAnsiTheme="minorHAnsi"/>
-          <w:color w:val="000000" w:themeColor="text1"/>
-          <w:sz w:val="24"/>
-          <w:szCs w:val="24"/>
-        </w:rPr>
-        <w:t>the affected user stories and acceptance criteria, re-prioritised with the team, and made visible what would slip</w:t>
-      </w:r>
-      <w:r>
-        <w:rPr>
-          <w:rFonts w:asciiTheme="minorHAnsi" w:hAnsiTheme="minorHAnsi"/>
-          <w:color w:val="000000" w:themeColor="text1"/>
-          <w:sz w:val="24"/>
-          <w:szCs w:val="24"/>
-        </w:rPr>
-        <w:t xml:space="preserve"> </w:t>
-      </w:r>
-      <w:r>
-        <w:rPr>
-          <w:rFonts w:asciiTheme="minorHAnsi" w:hAnsiTheme="minorHAnsi"/>
-          <w:color w:val="000000" w:themeColor="text1"/>
-          <w:sz w:val="24"/>
-          <w:szCs w:val="24"/>
-        </w:rPr>
-        <w:t>as a result.</w:t>
-      </w:r>
-    </w:p>
-    <w:p>
-      <w:pPr>
-        <w:pStyle w:val="p3"/>
-        <w:jc w:val="both"/>
-        <w:rPr>
-          <w:rFonts w:asciiTheme="minorHAnsi" w:hAnsiTheme="minorHAnsi"/>
-          <w:color w:val="000000" w:themeColor="text1"/>
-          <w:sz w:val="24"/>
-          <w:szCs w:val="24"/>
-        </w:rPr>
-      </w:pPr>
-      <w:r>
-        <w:rPr>
-          <w:rStyle w:val="s2"/>
-          <w:rFonts w:asciiTheme="minorHAnsi" w:hAnsiTheme="minorHAnsi"/>
-          <w:color w:val="000000" w:themeColor="text1"/>
-          <w:sz w:val="24"/>
-          <w:szCs w:val="24"/>
-        </w:rPr>
-        <w:t xml:space="preserve">• </w:t>
-      </w:r>
-      <w:r>
-        <w:rPr>
-          <w:rStyle w:val="s3"/>
-          <w:rFonts w:asciiTheme="minorHAnsi" w:hAnsiTheme="minorHAnsi"/>
-          <w:b/>
-          <w:bCs/>
-          <w:color w:val="000000" w:themeColor="text1"/>
-          <w:sz w:val="24"/>
-          <w:szCs w:val="24"/>
-        </w:rPr>
-        <w:t xml:space="preserve">Result: </w:t>
-      </w:r>
-      <w:r>
-        <w:rPr>
-          <w:rFonts w:asciiTheme="minorHAnsi" w:hAnsiTheme="minorHAnsi"/>
-          <w:color w:val="000000" w:themeColor="text1"/>
-          <w:sz w:val="24"/>
-          <w:szCs w:val="24"/>
-        </w:rPr>
-        <w:t>The change was accommodated with an explicit trade-off instead of silent slippage.</w:t>
-      </w:r>
-    </w:p>
-    <w:p>
-      <w:pPr>
-        <w:pStyle w:val="p3"/>
-        <w:spacing w:after="240"/>
-        <w:jc w:val="both"/>
-        <w:rPr>
-          <w:rFonts w:asciiTheme="minorHAnsi" w:hAnsiTheme="minorHAnsi"/>
-          <w:color w:val="000000" w:themeColor="text1"/>
-          <w:sz w:val="24"/>
-          <w:szCs w:val="24"/>
-        </w:rPr>
-      </w:pPr>
-      <w:r>
-        <w:rPr>
-          <w:rStyle w:val="s2"/>
-          <w:rFonts w:asciiTheme="minorHAnsi" w:hAnsiTheme="minorHAnsi"/>
-          <w:color w:val="000000" w:themeColor="text1"/>
-          <w:sz w:val="24"/>
-          <w:szCs w:val="24"/>
-        </w:rPr>
-        <w:t xml:space="preserve">• </w:t>
-      </w:r>
-      <w:r>
-        <w:rPr>
-          <w:rStyle w:val="s3"/>
-          <w:rFonts w:asciiTheme="minorHAnsi" w:hAnsiTheme="minorHAnsi"/>
-          <w:b/>
-          <w:bCs/>
-          <w:color w:val="000000" w:themeColor="text1"/>
-          <w:sz w:val="24"/>
-          <w:szCs w:val="24"/>
-        </w:rPr>
-        <w:t xml:space="preserve">Point to land: </w:t>
-      </w:r>
-      <w:r>
-        <w:rPr>
-          <w:rFonts w:asciiTheme="minorHAnsi" w:hAnsiTheme="minorHAnsi"/>
-          <w:color w:val="000000" w:themeColor="text1"/>
-          <w:sz w:val="24"/>
-          <w:szCs w:val="24"/>
-        </w:rPr>
-        <w:t>Change is normal. Undocumented change is the problem.</w:t>
-      </w:r>
-    </w:p>
-    <w:p>
-      <w:pPr>
-        <w:pStyle w:val="p2"/>
-        <w:jc w:val="both"/>
-        <w:rPr>
-          <w:rFonts w:asciiTheme="minorHAnsi" w:hAnsiTheme="minorHAnsi"/>
-          <w:color w:val="000000" w:themeColor="text1"/>
-          <w:sz w:val="24"/>
-          <w:szCs w:val="24"/>
-        </w:rPr>
-      </w:pPr>
-      <w:r>
-        <w:rPr>
-          <w:rStyle w:val="s1"/>
-          <w:rFonts w:asciiTheme="minorHAnsi" w:hAnsiTheme="minorHAnsi"/>
-          <w:b/>
-          <w:bCs/>
-          <w:color w:val="000000" w:themeColor="text1"/>
-          <w:sz w:val="24"/>
-          <w:szCs w:val="24"/>
-        </w:rPr>
         <w:t xml:space="preserve">7. </w:t>
       </w:r>
       <w:r>
@@ -1850,7 +1905,6 @@
           <w:sz w:val="24"/>
           <w:szCs w:val="24"/>
         </w:rPr>
-        <w:lastRenderedPageBreak/>
         <w:t xml:space="preserve">• </w:t>
       </w:r>
       <w:r>
